--- a/QTQLĐT&HTQT03/QTQLĐT&HTQT03BM01.docx
+++ b/QTQLĐT&HTQT03/QTQLĐT&HTQT03BM01.docx
@@ -1,6 +1,6 @@
 
 <file path=word/document.xml><?xml version="1.0" encoding="utf-8"?>
-<w:document xmlns:wpc="http://schemas.microsoft.com/office/word/2010/wordprocessingCanvas" xmlns:cx="http://schemas.microsoft.com/office/drawing/2014/chartex" xmlns:cx1="http://schemas.microsoft.com/office/drawing/2015/9/8/chartex" xmlns:cx2="http://schemas.microsoft.com/office/drawing/2015/10/21/chartex" xmlns:cx3="http://schemas.microsoft.com/office/drawing/2016/5/9/chartex" xmlns:cx4="http://schemas.microsoft.com/office/drawing/2016/5/10/chartex" xmlns:cx5="http://schemas.microsoft.com/office/drawing/2016/5/11/chartex" xmlns:cx6="http://schemas.microsoft.com/office/drawing/2016/5/12/chartex" xmlns:cx7="http://schemas.microsoft.com/office/drawing/2016/5/13/chartex" xmlns:cx8="http://schemas.microsoft.com/office/drawing/2016/5/14/chartex" xmlns:mc="http://schemas.openxmlformats.org/markup-compatibility/2006" xmlns:aink="http://schemas.microsoft.com/office/drawing/2016/ink" xmlns:am3d="http://schemas.microsoft.com/office/drawing/2017/model3d" xmlns:o="urn:schemas-microsoft-com:office:office" xmlns:oel="http://schemas.microsoft.com/office/2019/extlst" xmlns:r="http://schemas.openxmlformats.org/officeDocument/2006/relationships" xmlns:m="http://schemas.openxmlformats.org/officeDocument/2006/math" xmlns:v="urn:schemas-microsoft-com:vml" xmlns:wp14="http://schemas.microsoft.com/office/word/2010/wordprocessingDrawing" xmlns:wp="http://schemas.openxmlformats.org/drawingml/2006/wordprocessingDrawing" xmlns:w10="urn:schemas-microsoft-com:office:word" xmlns:w="http://schemas.openxmlformats.org/wordprocessingml/2006/main" xmlns:w14="http://schemas.microsoft.com/office/word/2010/wordml" xmlns:w15="http://schemas.microsoft.com/office/word/2012/wordml" xmlns:w16cex="http://schemas.microsoft.com/office/word/2018/wordml/cex" xmlns:w16cid="http://schemas.microsoft.com/office/word/2016/wordml/cid" xmlns:w16="http://schemas.microsoft.com/office/word/2018/wordml" xmlns:w16sdtdh="http://schemas.microsoft.com/office/word/2020/wordml/sdtdatahash" xmlns:w16se="http://schemas.microsoft.com/office/word/2015/wordml/symex" xmlns:wpg="http://schemas.microsoft.com/office/word/2010/wordprocessingGroup" xmlns:wpi="http://schemas.microsoft.com/office/word/2010/wordprocessingInk" xmlns:wne="http://schemas.microsoft.com/office/word/2006/wordml" xmlns:wps="http://schemas.microsoft.com/office/word/2010/wordprocessingShape" mc:Ignorable="w14 w15 w16se w16cid w16 w16cex w16sdtdh wp14">
+<w:document xmlns:wpc="http://schemas.microsoft.com/office/word/2010/wordprocessingCanvas" xmlns:cx="http://schemas.microsoft.com/office/drawing/2014/chartex" xmlns:cx1="http://schemas.microsoft.com/office/drawing/2015/9/8/chartex" xmlns:cx2="http://schemas.microsoft.com/office/drawing/2015/10/21/chartex" xmlns:cx3="http://schemas.microsoft.com/office/drawing/2016/5/9/chartex" xmlns:cx4="http://schemas.microsoft.com/office/drawing/2016/5/10/chartex" xmlns:cx5="http://schemas.microsoft.com/office/drawing/2016/5/11/chartex" xmlns:cx6="http://schemas.microsoft.com/office/drawing/2016/5/12/chartex" xmlns:cx7="http://schemas.microsoft.com/office/drawing/2016/5/13/chartex" xmlns:cx8="http://schemas.microsoft.com/office/drawing/2016/5/14/chartex" xmlns:mc="http://schemas.openxmlformats.org/markup-compatibility/2006" xmlns:aink="http://schemas.microsoft.com/office/drawing/2016/ink" xmlns:am3d="http://schemas.microsoft.com/office/drawing/2017/model3d" xmlns:o="urn:schemas-microsoft-com:office:office" xmlns:oel="http://schemas.microsoft.com/office/2019/extlst" xmlns:r="http://schemas.openxmlformats.org/officeDocument/2006/relationships" xmlns:m="http://schemas.openxmlformats.org/officeDocument/2006/math" xmlns:v="urn:schemas-microsoft-com:vml" xmlns:wp14="http://schemas.microsoft.com/office/word/2010/wordprocessingDrawing" xmlns:wp="http://schemas.openxmlformats.org/drawingml/2006/wordprocessingDrawing" xmlns:w10="urn:schemas-microsoft-com:office:word" xmlns:w="http://schemas.openxmlformats.org/wordprocessingml/2006/main" xmlns:w14="http://schemas.microsoft.com/office/word/2010/wordml" xmlns:w15="http://schemas.microsoft.com/office/word/2012/wordml" xmlns:w16cex="http://schemas.microsoft.com/office/word/2018/wordml/cex" xmlns:w16cid="http://schemas.microsoft.com/office/word/2016/wordml/cid" xmlns:w16="http://schemas.microsoft.com/office/word/2018/wordml" xmlns:w16du="http://schemas.microsoft.com/office/word/2023/wordml/word16du" xmlns:w16sdtdh="http://schemas.microsoft.com/office/word/2020/wordml/sdtdatahash" xmlns:w16sdtfl="http://schemas.microsoft.com/office/word/2024/wordml/sdtformatlock" xmlns:w16se="http://schemas.microsoft.com/office/word/2015/wordml/symex" xmlns:wpg="http://schemas.microsoft.com/office/word/2010/wordprocessingGroup" xmlns:wpi="http://schemas.microsoft.com/office/word/2010/wordprocessingInk" xmlns:wne="http://schemas.microsoft.com/office/word/2006/wordml" xmlns:wps="http://schemas.microsoft.com/office/word/2010/wordprocessingShape" mc:Ignorable="w14 w15 w16se w16cid w16 w16cex w16sdtdh w16sdtfl w16du wp14">
   <w:body>
     <w:p>
       <w:pPr>
@@ -15,169 +15,6 @@
           <w:szCs w:val="26"/>
         </w:rPr>
       </w:pPr>
-      <w:r>
-        <w:rPr>
-          <w:rFonts w:ascii="Times New Roman" w:hAnsi="Times New Roman"/>
-          <w:noProof/>
-          <w:color w:val="000000" w:themeColor="text1"/>
-          <w:sz w:val="26"/>
-          <w:szCs w:val="26"/>
-        </w:rPr>
-        <mc:AlternateContent>
-          <mc:Choice Requires="wps">
-            <w:drawing>
-              <wp:anchor distT="0" distB="0" distL="114300" distR="114300" simplePos="0" relativeHeight="251659264" behindDoc="0" locked="0" layoutInCell="1" allowOverlap="1" wp14:anchorId="4524D818" wp14:editId="3182DE7F">
-                <wp:simplePos x="0" y="0"/>
-                <wp:positionH relativeFrom="column">
-                  <wp:posOffset>3757094</wp:posOffset>
-                </wp:positionH>
-                <wp:positionV relativeFrom="paragraph">
-                  <wp:posOffset>8921</wp:posOffset>
-                </wp:positionV>
-                <wp:extent cx="2188210" cy="342900"/>
-                <wp:effectExtent l="0" t="0" r="21590" b="19050"/>
-                <wp:wrapNone/>
-                <wp:docPr id="1539609008" name="Rectangle 140"/>
-                <wp:cNvGraphicFramePr>
-                  <a:graphicFrameLocks xmlns:a="http://schemas.openxmlformats.org/drawingml/2006/main"/>
-                </wp:cNvGraphicFramePr>
-                <a:graphic xmlns:a="http://schemas.openxmlformats.org/drawingml/2006/main">
-                  <a:graphicData uri="http://schemas.microsoft.com/office/word/2010/wordprocessingShape">
-                    <wps:wsp>
-                      <wps:cNvSpPr>
-                        <a:spLocks noChangeArrowheads="1"/>
-                      </wps:cNvSpPr>
-                      <wps:spPr bwMode="auto">
-                        <a:xfrm>
-                          <a:off x="0" y="0"/>
-                          <a:ext cx="2188210" cy="342900"/>
-                        </a:xfrm>
-                        <a:prstGeom prst="rect">
-                          <a:avLst/>
-                        </a:prstGeom>
-                        <a:solidFill>
-                          <a:srgbClr val="FFFFFF"/>
-                        </a:solidFill>
-                        <a:ln w="9525">
-                          <a:solidFill>
-                            <a:srgbClr val="000000"/>
-                          </a:solidFill>
-                          <a:miter lim="800000"/>
-                          <a:headEnd/>
-                          <a:tailEnd/>
-                        </a:ln>
-                      </wps:spPr>
-                      <wps:txbx>
-                        <w:txbxContent>
-                          <w:p>
-                            <w:pPr>
-                              <w:jc w:val="center"/>
-                              <w:rPr>
-                                <w:rFonts w:ascii="Times New Roman" w:hAnsi="Times New Roman"/>
-                                <w:b/>
-                                <w:sz w:val="24"/>
-                                <w:szCs w:val="24"/>
-                                <w:lang w:val="vi-VN"/>
-                              </w:rPr>
-                            </w:pPr>
-                            <w:r>
-                              <w:rPr>
-                                <w:rFonts w:ascii="Times New Roman" w:hAnsi="Times New Roman"/>
-                                <w:b/>
-                                <w:sz w:val="24"/>
-                                <w:szCs w:val="24"/>
-                              </w:rPr>
-                              <w:t>QTQL/ĐT&amp;HTQT/0</w:t>
-                            </w:r>
-                            <w:r>
-                              <w:rPr>
-                                <w:rFonts w:ascii="Times New Roman" w:hAnsi="Times New Roman"/>
-                                <w:b/>
-                                <w:sz w:val="24"/>
-                                <w:szCs w:val="24"/>
-                                <w:lang w:val="vi-VN"/>
-                              </w:rPr>
-                              <w:t>3</w:t>
-                            </w:r>
-                            <w:r>
-                              <w:rPr>
-                                <w:rFonts w:ascii="Times New Roman" w:hAnsi="Times New Roman"/>
-                                <w:b/>
-                                <w:sz w:val="24"/>
-                                <w:szCs w:val="24"/>
-                              </w:rPr>
-                              <w:t>/BM01</w:t>
-                            </w:r>
-                          </w:p>
-                        </w:txbxContent>
-                      </wps:txbx>
-                      <wps:bodyPr rot="0" vert="horz" wrap="square" lIns="91440" tIns="45720" rIns="91440" bIns="45720" anchor="t" anchorCtr="0" upright="1">
-                        <a:noAutofit/>
-                      </wps:bodyPr>
-                    </wps:wsp>
-                  </a:graphicData>
-                </a:graphic>
-                <wp14:sizeRelH relativeFrom="page">
-                  <wp14:pctWidth>0</wp14:pctWidth>
-                </wp14:sizeRelH>
-                <wp14:sizeRelV relativeFrom="page">
-                  <wp14:pctHeight>0</wp14:pctHeight>
-                </wp14:sizeRelV>
-              </wp:anchor>
-            </w:drawing>
-          </mc:Choice>
-          <mc:Fallback>
-            <w:pict>
-              <v:rect w14:anchorId="4524D818" id="Rectangle 140" o:spid="_x0000_s1026" style="position:absolute;left:0;text-align:left;margin-left:295.85pt;margin-top:.7pt;width:172.3pt;height:27pt;z-index:251659264;visibility:visible;mso-wrap-style:square;mso-width-percent:0;mso-height-percent:0;mso-wrap-distance-left:9pt;mso-wrap-distance-top:0;mso-wrap-distance-right:9pt;mso-wrap-distance-bottom:0;mso-position-horizontal:absolute;mso-position-horizontal-relative:text;mso-position-vertical:absolute;mso-position-vertical-relative:text;mso-width-percent:0;mso-height-percent:0;mso-width-relative:page;mso-height-relative:page;v-text-anchor:top" o:gfxdata="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">
-                <v:textbox>
-                  <w:txbxContent>
-                    <w:p>
-                      <w:pPr>
-                        <w:jc w:val="center"/>
-                        <w:rPr>
-                          <w:rFonts w:ascii="Times New Roman" w:hAnsi="Times New Roman"/>
-                          <w:b/>
-                          <w:sz w:val="24"/>
-                          <w:szCs w:val="24"/>
-                          <w:lang w:val="vi-VN"/>
-                        </w:rPr>
-                      </w:pPr>
-                      <w:r>
-                        <w:rPr>
-                          <w:rFonts w:ascii="Times New Roman" w:hAnsi="Times New Roman"/>
-                          <w:b/>
-                          <w:sz w:val="24"/>
-                          <w:szCs w:val="24"/>
-                        </w:rPr>
-                        <w:t>QTQL/ĐT&amp;HTQT/0</w:t>
-                      </w:r>
-                      <w:r>
-                        <w:rPr>
-                          <w:rFonts w:ascii="Times New Roman" w:hAnsi="Times New Roman"/>
-                          <w:b/>
-                          <w:sz w:val="24"/>
-                          <w:szCs w:val="24"/>
-                          <w:lang w:val="vi-VN"/>
-                        </w:rPr>
-                        <w:t>3</w:t>
-                      </w:r>
-                      <w:r>
-                        <w:rPr>
-                          <w:rFonts w:ascii="Times New Roman" w:hAnsi="Times New Roman"/>
-                          <w:b/>
-                          <w:sz w:val="24"/>
-                          <w:szCs w:val="24"/>
-                        </w:rPr>
-                        <w:t>/BM01</w:t>
-                      </w:r>
-                    </w:p>
-                  </w:txbxContent>
-                </v:textbox>
-              </v:rect>
-            </w:pict>
-          </mc:Fallback>
-        </mc:AlternateContent>
-      </w:r>
       <w:r>
         <w:rPr>
           <w:rFonts w:ascii="Times New Roman" w:hAnsi="Times New Roman"/>
@@ -558,7 +395,27 @@
                 <w:sz w:val="26"/>
                 <w:szCs w:val="26"/>
               </w:rPr>
-              <w:t>Số: ……..  /KH-PSTW</w:t>
+              <w:t>Số: …</w:t>
+            </w:r>
+            <w:proofErr w:type="gramStart"/>
+            <w:r>
+              <w:rPr>
+                <w:rFonts w:ascii="Times New Roman" w:hAnsi="Times New Roman"/>
+                <w:color w:val="000000" w:themeColor="text1"/>
+                <w:sz w:val="26"/>
+                <w:szCs w:val="26"/>
+              </w:rPr>
+              <w:t>…..</w:t>
+            </w:r>
+            <w:proofErr w:type="gramEnd"/>
+            <w:r>
+              <w:rPr>
+                <w:rFonts w:ascii="Times New Roman" w:hAnsi="Times New Roman"/>
+                <w:color w:val="000000" w:themeColor="text1"/>
+                <w:sz w:val="26"/>
+                <w:szCs w:val="26"/>
+              </w:rPr>
+              <w:t xml:space="preserve">  /KH-PSTW</w:t>
             </w:r>
           </w:p>
         </w:tc>
@@ -587,7 +444,29 @@
                 <w:sz w:val="26"/>
                 <w:szCs w:val="26"/>
               </w:rPr>
-              <w:t xml:space="preserve">                       Hà Nội, ngày…….tháng……năm..</w:t>
+              <w:t xml:space="preserve">                       Hà Nội, ngày…</w:t>
+            </w:r>
+            <w:proofErr w:type="gramStart"/>
+            <w:r>
+              <w:rPr>
+                <w:rFonts w:ascii="Times New Roman" w:hAnsi="Times New Roman"/>
+                <w:i/>
+                <w:color w:val="000000" w:themeColor="text1"/>
+                <w:sz w:val="26"/>
+                <w:szCs w:val="26"/>
+              </w:rPr>
+              <w:t>….tháng</w:t>
+            </w:r>
+            <w:proofErr w:type="gramEnd"/>
+            <w:r>
+              <w:rPr>
+                <w:rFonts w:ascii="Times New Roman" w:hAnsi="Times New Roman"/>
+                <w:i/>
+                <w:color w:val="000000" w:themeColor="text1"/>
+                <w:sz w:val="26"/>
+                <w:szCs w:val="26"/>
+              </w:rPr>
+              <w:t>……năm..</w:t>
             </w:r>
             <w:r>
               <w:rPr>
@@ -759,7 +638,6 @@
           <w:tcPr>
             <w:tcW w:w="745" w:type="dxa"/>
             <w:vMerge w:val="restart"/>
-            <w:shd w:val="clear" w:color="auto" w:fill="auto"/>
             <w:vAlign w:val="center"/>
           </w:tcPr>
           <w:p>
@@ -792,7 +670,6 @@
           <w:tcPr>
             <w:tcW w:w="1080" w:type="dxa"/>
             <w:vMerge w:val="restart"/>
-            <w:shd w:val="clear" w:color="auto" w:fill="auto"/>
             <w:vAlign w:val="center"/>
           </w:tcPr>
           <w:p>
@@ -851,7 +728,6 @@
           <w:tcPr>
             <w:tcW w:w="1042" w:type="dxa"/>
             <w:vMerge w:val="restart"/>
-            <w:shd w:val="clear" w:color="auto" w:fill="auto"/>
             <w:vAlign w:val="center"/>
           </w:tcPr>
           <w:p>
@@ -886,7 +762,6 @@
           <w:tcPr>
             <w:tcW w:w="1030" w:type="dxa"/>
             <w:vMerge w:val="restart"/>
-            <w:shd w:val="clear" w:color="auto" w:fill="auto"/>
             <w:vAlign w:val="center"/>
           </w:tcPr>
           <w:p>
@@ -944,7 +819,6 @@
           <w:tcPr>
             <w:tcW w:w="5571" w:type="dxa"/>
             <w:gridSpan w:val="11"/>
-            <w:shd w:val="clear" w:color="auto" w:fill="auto"/>
             <w:vAlign w:val="center"/>
           </w:tcPr>
           <w:p>
@@ -991,7 +865,6 @@
           <w:tcPr>
             <w:tcW w:w="1096" w:type="dxa"/>
             <w:vMerge w:val="restart"/>
-            <w:shd w:val="clear" w:color="auto" w:fill="auto"/>
             <w:vAlign w:val="center"/>
           </w:tcPr>
           <w:p>
@@ -1032,7 +905,6 @@
           <w:tcPr>
             <w:tcW w:w="745" w:type="dxa"/>
             <w:vMerge/>
-            <w:shd w:val="clear" w:color="auto" w:fill="auto"/>
             <w:vAlign w:val="center"/>
           </w:tcPr>
           <w:p>
@@ -1057,7 +929,6 @@
           <w:tcPr>
             <w:tcW w:w="1080" w:type="dxa"/>
             <w:vMerge/>
-            <w:shd w:val="clear" w:color="auto" w:fill="auto"/>
             <w:vAlign w:val="center"/>
           </w:tcPr>
           <w:p>
@@ -1078,7 +949,6 @@
           <w:tcPr>
             <w:tcW w:w="1042" w:type="dxa"/>
             <w:vMerge/>
-            <w:shd w:val="clear" w:color="auto" w:fill="auto"/>
             <w:vAlign w:val="center"/>
           </w:tcPr>
           <w:p>
@@ -1100,7 +970,6 @@
           <w:tcPr>
             <w:tcW w:w="1030" w:type="dxa"/>
             <w:vMerge/>
-            <w:shd w:val="clear" w:color="auto" w:fill="auto"/>
             <w:vAlign w:val="center"/>
           </w:tcPr>
           <w:p>
@@ -1124,7 +993,6 @@
             <w:tcBorders>
               <w:bottom w:val="single" w:sz="4" w:space="0" w:color="auto"/>
             </w:tcBorders>
-            <w:shd w:val="clear" w:color="auto" w:fill="auto"/>
             <w:vAlign w:val="center"/>
           </w:tcPr>
           <w:p>
@@ -1161,7 +1029,6 @@
             <w:tcBorders>
               <w:bottom w:val="single" w:sz="4" w:space="0" w:color="auto"/>
             </w:tcBorders>
-            <w:shd w:val="clear" w:color="auto" w:fill="auto"/>
             <w:vAlign w:val="center"/>
           </w:tcPr>
           <w:p>
@@ -1198,7 +1065,6 @@
             <w:tcBorders>
               <w:bottom w:val="single" w:sz="4" w:space="0" w:color="auto"/>
             </w:tcBorders>
-            <w:shd w:val="clear" w:color="auto" w:fill="auto"/>
             <w:vAlign w:val="center"/>
           </w:tcPr>
           <w:p>
@@ -1235,7 +1101,6 @@
             <w:tcBorders>
               <w:bottom w:val="single" w:sz="4" w:space="0" w:color="auto"/>
             </w:tcBorders>
-            <w:shd w:val="clear" w:color="auto" w:fill="auto"/>
             <w:vAlign w:val="center"/>
           </w:tcPr>
           <w:p>
@@ -1272,7 +1137,6 @@
             <w:tcBorders>
               <w:bottom w:val="single" w:sz="4" w:space="0" w:color="auto"/>
             </w:tcBorders>
-            <w:shd w:val="clear" w:color="auto" w:fill="auto"/>
             <w:vAlign w:val="center"/>
           </w:tcPr>
           <w:p>
@@ -1309,7 +1173,6 @@
             <w:tcBorders>
               <w:bottom w:val="single" w:sz="4" w:space="0" w:color="auto"/>
             </w:tcBorders>
-            <w:shd w:val="clear" w:color="auto" w:fill="auto"/>
             <w:vAlign w:val="center"/>
           </w:tcPr>
           <w:p>
@@ -1346,7 +1209,6 @@
             <w:tcBorders>
               <w:bottom w:val="single" w:sz="4" w:space="0" w:color="auto"/>
             </w:tcBorders>
-            <w:shd w:val="clear" w:color="auto" w:fill="auto"/>
             <w:vAlign w:val="center"/>
           </w:tcPr>
           <w:p>
@@ -1380,7 +1242,6 @@
         <w:tc>
           <w:tcPr>
             <w:tcW w:w="468" w:type="dxa"/>
-            <w:shd w:val="clear" w:color="auto" w:fill="auto"/>
             <w:vAlign w:val="center"/>
           </w:tcPr>
           <w:p>
@@ -1414,7 +1275,6 @@
         <w:tc>
           <w:tcPr>
             <w:tcW w:w="504" w:type="dxa"/>
-            <w:shd w:val="clear" w:color="auto" w:fill="auto"/>
             <w:vAlign w:val="center"/>
           </w:tcPr>
           <w:p>
@@ -1448,7 +1308,6 @@
         <w:tc>
           <w:tcPr>
             <w:tcW w:w="540" w:type="dxa"/>
-            <w:shd w:val="clear" w:color="auto" w:fill="auto"/>
             <w:vAlign w:val="center"/>
           </w:tcPr>
           <w:p>
@@ -1482,7 +1341,6 @@
         <w:tc>
           <w:tcPr>
             <w:tcW w:w="558" w:type="dxa"/>
-            <w:shd w:val="clear" w:color="auto" w:fill="auto"/>
             <w:vAlign w:val="center"/>
           </w:tcPr>
           <w:p>
@@ -1517,7 +1375,6 @@
           <w:tcPr>
             <w:tcW w:w="1096" w:type="dxa"/>
             <w:vMerge/>
-            <w:shd w:val="clear" w:color="auto" w:fill="auto"/>
             <w:vAlign w:val="center"/>
           </w:tcPr>
           <w:p>
@@ -1543,7 +1400,6 @@
         <w:tc>
           <w:tcPr>
             <w:tcW w:w="745" w:type="dxa"/>
-            <w:shd w:val="clear" w:color="auto" w:fill="auto"/>
             <w:vAlign w:val="center"/>
           </w:tcPr>
           <w:p>
@@ -1563,7 +1419,6 @@
         <w:tc>
           <w:tcPr>
             <w:tcW w:w="1080" w:type="dxa"/>
-            <w:shd w:val="clear" w:color="auto" w:fill="auto"/>
             <w:vAlign w:val="center"/>
           </w:tcPr>
           <w:p>
@@ -1583,7 +1438,6 @@
         <w:tc>
           <w:tcPr>
             <w:tcW w:w="1042" w:type="dxa"/>
-            <w:shd w:val="clear" w:color="auto" w:fill="auto"/>
             <w:vAlign w:val="center"/>
           </w:tcPr>
           <w:p>
@@ -1605,7 +1459,6 @@
         <w:tc>
           <w:tcPr>
             <w:tcW w:w="1030" w:type="dxa"/>
-            <w:shd w:val="clear" w:color="auto" w:fill="auto"/>
             <w:vAlign w:val="center"/>
           </w:tcPr>
           <w:p>
@@ -1624,7 +1477,6 @@
         <w:tc>
           <w:tcPr>
             <w:tcW w:w="621" w:type="dxa"/>
-            <w:shd w:val="clear" w:color="auto" w:fill="auto"/>
             <w:vAlign w:val="center"/>
           </w:tcPr>
           <w:p>
@@ -1646,7 +1498,6 @@
             <w:tcBorders>
               <w:bottom w:val="single" w:sz="4" w:space="0" w:color="auto"/>
             </w:tcBorders>
-            <w:shd w:val="clear" w:color="auto" w:fill="auto"/>
             <w:vAlign w:val="center"/>
           </w:tcPr>
           <w:p>
@@ -1665,7 +1516,6 @@
         <w:tc>
           <w:tcPr>
             <w:tcW w:w="468" w:type="dxa"/>
-            <w:shd w:val="clear" w:color="auto" w:fill="auto"/>
             <w:vAlign w:val="center"/>
           </w:tcPr>
           <w:p>
@@ -1684,7 +1534,6 @@
         <w:tc>
           <w:tcPr>
             <w:tcW w:w="468" w:type="dxa"/>
-            <w:shd w:val="clear" w:color="auto" w:fill="auto"/>
             <w:vAlign w:val="center"/>
           </w:tcPr>
           <w:p>
@@ -1703,7 +1552,6 @@
         <w:tc>
           <w:tcPr>
             <w:tcW w:w="468" w:type="dxa"/>
-            <w:shd w:val="clear" w:color="auto" w:fill="auto"/>
             <w:vAlign w:val="center"/>
           </w:tcPr>
           <w:p>
@@ -1722,7 +1570,6 @@
         <w:tc>
           <w:tcPr>
             <w:tcW w:w="468" w:type="dxa"/>
-            <w:shd w:val="clear" w:color="auto" w:fill="auto"/>
             <w:vAlign w:val="center"/>
           </w:tcPr>
           <w:p>
@@ -1741,7 +1588,6 @@
         <w:tc>
           <w:tcPr>
             <w:tcW w:w="468" w:type="dxa"/>
-            <w:shd w:val="clear" w:color="auto" w:fill="auto"/>
             <w:vAlign w:val="center"/>
           </w:tcPr>
           <w:p>
@@ -1760,7 +1606,6 @@
         <w:tc>
           <w:tcPr>
             <w:tcW w:w="468" w:type="dxa"/>
-            <w:shd w:val="clear" w:color="auto" w:fill="auto"/>
             <w:vAlign w:val="center"/>
           </w:tcPr>
           <w:p>
@@ -1779,7 +1624,6 @@
         <w:tc>
           <w:tcPr>
             <w:tcW w:w="504" w:type="dxa"/>
-            <w:shd w:val="clear" w:color="auto" w:fill="auto"/>
             <w:vAlign w:val="center"/>
           </w:tcPr>
           <w:p>
@@ -1798,7 +1642,6 @@
         <w:tc>
           <w:tcPr>
             <w:tcW w:w="540" w:type="dxa"/>
-            <w:shd w:val="clear" w:color="auto" w:fill="auto"/>
             <w:vAlign w:val="center"/>
           </w:tcPr>
           <w:p>
@@ -1817,7 +1660,6 @@
         <w:tc>
           <w:tcPr>
             <w:tcW w:w="558" w:type="dxa"/>
-            <w:shd w:val="clear" w:color="auto" w:fill="auto"/>
             <w:vAlign w:val="center"/>
           </w:tcPr>
           <w:p>
@@ -1836,7 +1678,6 @@
         <w:tc>
           <w:tcPr>
             <w:tcW w:w="1096" w:type="dxa"/>
-            <w:shd w:val="clear" w:color="auto" w:fill="auto"/>
             <w:vAlign w:val="center"/>
           </w:tcPr>
           <w:p>
@@ -1860,7 +1701,6 @@
         <w:tc>
           <w:tcPr>
             <w:tcW w:w="745" w:type="dxa"/>
-            <w:shd w:val="clear" w:color="auto" w:fill="auto"/>
             <w:vAlign w:val="center"/>
           </w:tcPr>
           <w:p>
@@ -1880,7 +1720,6 @@
         <w:tc>
           <w:tcPr>
             <w:tcW w:w="1080" w:type="dxa"/>
-            <w:shd w:val="clear" w:color="auto" w:fill="auto"/>
             <w:vAlign w:val="center"/>
           </w:tcPr>
           <w:p>
@@ -1900,7 +1739,6 @@
         <w:tc>
           <w:tcPr>
             <w:tcW w:w="1042" w:type="dxa"/>
-            <w:shd w:val="clear" w:color="auto" w:fill="auto"/>
             <w:vAlign w:val="center"/>
           </w:tcPr>
           <w:p>
@@ -1922,7 +1760,6 @@
         <w:tc>
           <w:tcPr>
             <w:tcW w:w="1030" w:type="dxa"/>
-            <w:shd w:val="clear" w:color="auto" w:fill="auto"/>
             <w:vAlign w:val="center"/>
           </w:tcPr>
           <w:p>
@@ -1941,7 +1778,6 @@
         <w:tc>
           <w:tcPr>
             <w:tcW w:w="621" w:type="dxa"/>
-            <w:shd w:val="clear" w:color="auto" w:fill="auto"/>
             <w:vAlign w:val="center"/>
           </w:tcPr>
           <w:p>
@@ -1960,7 +1796,6 @@
         <w:tc>
           <w:tcPr>
             <w:tcW w:w="540" w:type="dxa"/>
-            <w:shd w:val="clear" w:color="auto" w:fill="auto"/>
             <w:vAlign w:val="center"/>
           </w:tcPr>
           <w:p>
@@ -1979,7 +1814,6 @@
         <w:tc>
           <w:tcPr>
             <w:tcW w:w="468" w:type="dxa"/>
-            <w:shd w:val="clear" w:color="auto" w:fill="auto"/>
             <w:vAlign w:val="center"/>
           </w:tcPr>
           <w:p>
@@ -1998,7 +1832,6 @@
         <w:tc>
           <w:tcPr>
             <w:tcW w:w="468" w:type="dxa"/>
-            <w:shd w:val="clear" w:color="auto" w:fill="auto"/>
             <w:vAlign w:val="center"/>
           </w:tcPr>
           <w:p>
@@ -2017,7 +1850,6 @@
         <w:tc>
           <w:tcPr>
             <w:tcW w:w="468" w:type="dxa"/>
-            <w:shd w:val="clear" w:color="auto" w:fill="auto"/>
             <w:vAlign w:val="center"/>
           </w:tcPr>
           <w:p>
@@ -2036,7 +1868,6 @@
         <w:tc>
           <w:tcPr>
             <w:tcW w:w="468" w:type="dxa"/>
-            <w:shd w:val="clear" w:color="auto" w:fill="auto"/>
             <w:vAlign w:val="center"/>
           </w:tcPr>
           <w:p>
@@ -2055,7 +1886,6 @@
         <w:tc>
           <w:tcPr>
             <w:tcW w:w="468" w:type="dxa"/>
-            <w:shd w:val="clear" w:color="auto" w:fill="auto"/>
             <w:vAlign w:val="center"/>
           </w:tcPr>
           <w:p>
@@ -2074,7 +1904,6 @@
         <w:tc>
           <w:tcPr>
             <w:tcW w:w="468" w:type="dxa"/>
-            <w:shd w:val="clear" w:color="auto" w:fill="auto"/>
             <w:vAlign w:val="center"/>
           </w:tcPr>
           <w:p>
@@ -2093,7 +1922,6 @@
         <w:tc>
           <w:tcPr>
             <w:tcW w:w="504" w:type="dxa"/>
-            <w:shd w:val="clear" w:color="auto" w:fill="auto"/>
             <w:vAlign w:val="center"/>
           </w:tcPr>
           <w:p>
@@ -2112,7 +1940,6 @@
         <w:tc>
           <w:tcPr>
             <w:tcW w:w="540" w:type="dxa"/>
-            <w:shd w:val="clear" w:color="auto" w:fill="auto"/>
             <w:vAlign w:val="center"/>
           </w:tcPr>
           <w:p>
@@ -2131,7 +1958,6 @@
         <w:tc>
           <w:tcPr>
             <w:tcW w:w="558" w:type="dxa"/>
-            <w:shd w:val="clear" w:color="auto" w:fill="auto"/>
             <w:vAlign w:val="center"/>
           </w:tcPr>
           <w:p>
@@ -2150,7 +1976,6 @@
         <w:tc>
           <w:tcPr>
             <w:tcW w:w="1096" w:type="dxa"/>
-            <w:shd w:val="clear" w:color="auto" w:fill="auto"/>
             <w:vAlign w:val="center"/>
           </w:tcPr>
           <w:p>
@@ -2282,7 +2107,6 @@
           <w:tcPr>
             <w:tcW w:w="680" w:type="dxa"/>
             <w:vMerge w:val="restart"/>
-            <w:shd w:val="clear" w:color="auto" w:fill="auto"/>
             <w:vAlign w:val="center"/>
           </w:tcPr>
           <w:p>
@@ -2315,7 +2139,6 @@
           <w:tcPr>
             <w:tcW w:w="1275" w:type="dxa"/>
             <w:vMerge w:val="restart"/>
-            <w:shd w:val="clear" w:color="auto" w:fill="auto"/>
             <w:vAlign w:val="center"/>
           </w:tcPr>
           <w:p>
@@ -2374,7 +2197,6 @@
           <w:tcPr>
             <w:tcW w:w="1256" w:type="dxa"/>
             <w:vMerge w:val="restart"/>
-            <w:shd w:val="clear" w:color="auto" w:fill="auto"/>
             <w:vAlign w:val="center"/>
           </w:tcPr>
           <w:p>
@@ -2409,7 +2231,6 @@
           <w:tcPr>
             <w:tcW w:w="1270" w:type="dxa"/>
             <w:vMerge w:val="restart"/>
-            <w:shd w:val="clear" w:color="auto" w:fill="auto"/>
             <w:vAlign w:val="center"/>
           </w:tcPr>
           <w:p>
@@ -2456,7 +2277,6 @@
           <w:tcPr>
             <w:tcW w:w="5554" w:type="dxa"/>
             <w:gridSpan w:val="11"/>
-            <w:shd w:val="clear" w:color="auto" w:fill="auto"/>
             <w:vAlign w:val="center"/>
           </w:tcPr>
           <w:p>
@@ -2503,7 +2323,6 @@
           <w:tcPr>
             <w:tcW w:w="648" w:type="dxa"/>
             <w:vMerge w:val="restart"/>
-            <w:shd w:val="clear" w:color="auto" w:fill="auto"/>
             <w:vAlign w:val="center"/>
           </w:tcPr>
           <w:p>
@@ -2543,7 +2362,6 @@
           <w:tcPr>
             <w:tcW w:w="680" w:type="dxa"/>
             <w:vMerge/>
-            <w:shd w:val="clear" w:color="auto" w:fill="auto"/>
             <w:vAlign w:val="center"/>
           </w:tcPr>
           <w:p>
@@ -2568,7 +2386,6 @@
           <w:tcPr>
             <w:tcW w:w="1275" w:type="dxa"/>
             <w:vMerge/>
-            <w:shd w:val="clear" w:color="auto" w:fill="auto"/>
             <w:vAlign w:val="center"/>
           </w:tcPr>
           <w:p>
@@ -2589,7 +2406,6 @@
           <w:tcPr>
             <w:tcW w:w="1256" w:type="dxa"/>
             <w:vMerge/>
-            <w:shd w:val="clear" w:color="auto" w:fill="auto"/>
             <w:vAlign w:val="center"/>
           </w:tcPr>
           <w:p>
@@ -2611,7 +2427,6 @@
           <w:tcPr>
             <w:tcW w:w="1270" w:type="dxa"/>
             <w:vMerge/>
-            <w:shd w:val="clear" w:color="auto" w:fill="auto"/>
             <w:vAlign w:val="center"/>
           </w:tcPr>
           <w:p>
@@ -2635,7 +2450,6 @@
             <w:tcBorders>
               <w:bottom w:val="single" w:sz="4" w:space="0" w:color="auto"/>
             </w:tcBorders>
-            <w:shd w:val="clear" w:color="auto" w:fill="auto"/>
             <w:vAlign w:val="center"/>
           </w:tcPr>
           <w:p>
@@ -2674,7 +2488,6 @@
             <w:tcBorders>
               <w:bottom w:val="single" w:sz="4" w:space="0" w:color="auto"/>
             </w:tcBorders>
-            <w:shd w:val="clear" w:color="auto" w:fill="auto"/>
             <w:vAlign w:val="center"/>
           </w:tcPr>
           <w:p>
@@ -2713,7 +2526,6 @@
             <w:tcBorders>
               <w:bottom w:val="single" w:sz="4" w:space="0" w:color="auto"/>
             </w:tcBorders>
-            <w:shd w:val="clear" w:color="auto" w:fill="auto"/>
             <w:vAlign w:val="center"/>
           </w:tcPr>
           <w:p>
@@ -2752,7 +2564,6 @@
             <w:tcBorders>
               <w:bottom w:val="single" w:sz="4" w:space="0" w:color="auto"/>
             </w:tcBorders>
-            <w:shd w:val="clear" w:color="auto" w:fill="auto"/>
             <w:vAlign w:val="center"/>
           </w:tcPr>
           <w:p>
@@ -2791,7 +2602,6 @@
             <w:tcBorders>
               <w:bottom w:val="single" w:sz="4" w:space="0" w:color="auto"/>
             </w:tcBorders>
-            <w:shd w:val="clear" w:color="auto" w:fill="auto"/>
             <w:vAlign w:val="center"/>
           </w:tcPr>
           <w:p>
@@ -2830,7 +2640,6 @@
             <w:tcBorders>
               <w:bottom w:val="single" w:sz="4" w:space="0" w:color="auto"/>
             </w:tcBorders>
-            <w:shd w:val="clear" w:color="auto" w:fill="auto"/>
             <w:vAlign w:val="center"/>
           </w:tcPr>
           <w:p>
@@ -2869,7 +2678,6 @@
             <w:tcBorders>
               <w:bottom w:val="single" w:sz="4" w:space="0" w:color="auto"/>
             </w:tcBorders>
-            <w:shd w:val="clear" w:color="auto" w:fill="auto"/>
             <w:vAlign w:val="center"/>
           </w:tcPr>
           <w:p>
@@ -2905,7 +2713,6 @@
         <w:tc>
           <w:tcPr>
             <w:tcW w:w="468" w:type="dxa"/>
-            <w:shd w:val="clear" w:color="auto" w:fill="auto"/>
             <w:vAlign w:val="center"/>
           </w:tcPr>
           <w:p>
@@ -2941,7 +2748,6 @@
         <w:tc>
           <w:tcPr>
             <w:tcW w:w="504" w:type="dxa"/>
-            <w:shd w:val="clear" w:color="auto" w:fill="auto"/>
             <w:vAlign w:val="center"/>
           </w:tcPr>
           <w:p>
@@ -2977,7 +2783,6 @@
         <w:tc>
           <w:tcPr>
             <w:tcW w:w="540" w:type="dxa"/>
-            <w:shd w:val="clear" w:color="auto" w:fill="auto"/>
             <w:vAlign w:val="center"/>
           </w:tcPr>
           <w:p>
@@ -3013,7 +2818,6 @@
         <w:tc>
           <w:tcPr>
             <w:tcW w:w="500" w:type="dxa"/>
-            <w:shd w:val="clear" w:color="auto" w:fill="auto"/>
             <w:vAlign w:val="center"/>
           </w:tcPr>
           <w:p>
@@ -3050,7 +2854,6 @@
           <w:tcPr>
             <w:tcW w:w="648" w:type="dxa"/>
             <w:vMerge/>
-            <w:shd w:val="clear" w:color="auto" w:fill="auto"/>
             <w:vAlign w:val="center"/>
           </w:tcPr>
           <w:p>
@@ -3076,7 +2879,6 @@
         <w:tc>
           <w:tcPr>
             <w:tcW w:w="680" w:type="dxa"/>
-            <w:shd w:val="clear" w:color="auto" w:fill="auto"/>
             <w:vAlign w:val="center"/>
           </w:tcPr>
           <w:p>
@@ -3096,7 +2898,6 @@
         <w:tc>
           <w:tcPr>
             <w:tcW w:w="1275" w:type="dxa"/>
-            <w:shd w:val="clear" w:color="auto" w:fill="auto"/>
             <w:vAlign w:val="center"/>
           </w:tcPr>
           <w:p>
@@ -3116,7 +2917,6 @@
         <w:tc>
           <w:tcPr>
             <w:tcW w:w="1256" w:type="dxa"/>
-            <w:shd w:val="clear" w:color="auto" w:fill="auto"/>
             <w:vAlign w:val="center"/>
           </w:tcPr>
           <w:p>
@@ -3138,7 +2938,6 @@
         <w:tc>
           <w:tcPr>
             <w:tcW w:w="1270" w:type="dxa"/>
-            <w:shd w:val="clear" w:color="auto" w:fill="auto"/>
             <w:vAlign w:val="center"/>
           </w:tcPr>
           <w:p>
@@ -3157,7 +2956,6 @@
         <w:tc>
           <w:tcPr>
             <w:tcW w:w="734" w:type="dxa"/>
-            <w:shd w:val="clear" w:color="auto" w:fill="auto"/>
             <w:vAlign w:val="center"/>
           </w:tcPr>
           <w:p>
@@ -3179,7 +2977,6 @@
             <w:tcBorders>
               <w:bottom w:val="single" w:sz="4" w:space="0" w:color="auto"/>
             </w:tcBorders>
-            <w:shd w:val="clear" w:color="auto" w:fill="auto"/>
             <w:vAlign w:val="center"/>
           </w:tcPr>
           <w:p>
@@ -3198,7 +2995,6 @@
         <w:tc>
           <w:tcPr>
             <w:tcW w:w="468" w:type="dxa"/>
-            <w:shd w:val="clear" w:color="auto" w:fill="auto"/>
             <w:vAlign w:val="center"/>
           </w:tcPr>
           <w:p>
@@ -3217,7 +3013,6 @@
         <w:tc>
           <w:tcPr>
             <w:tcW w:w="468" w:type="dxa"/>
-            <w:shd w:val="clear" w:color="auto" w:fill="auto"/>
             <w:vAlign w:val="center"/>
           </w:tcPr>
           <w:p>
@@ -3236,7 +3031,6 @@
         <w:tc>
           <w:tcPr>
             <w:tcW w:w="468" w:type="dxa"/>
-            <w:shd w:val="clear" w:color="auto" w:fill="auto"/>
             <w:vAlign w:val="center"/>
           </w:tcPr>
           <w:p>
@@ -3255,7 +3049,6 @@
         <w:tc>
           <w:tcPr>
             <w:tcW w:w="468" w:type="dxa"/>
-            <w:shd w:val="clear" w:color="auto" w:fill="auto"/>
             <w:vAlign w:val="center"/>
           </w:tcPr>
           <w:p>
@@ -3274,7 +3067,6 @@
         <w:tc>
           <w:tcPr>
             <w:tcW w:w="468" w:type="dxa"/>
-            <w:shd w:val="clear" w:color="auto" w:fill="auto"/>
             <w:vAlign w:val="center"/>
           </w:tcPr>
           <w:p>
@@ -3293,7 +3085,6 @@
         <w:tc>
           <w:tcPr>
             <w:tcW w:w="468" w:type="dxa"/>
-            <w:shd w:val="clear" w:color="auto" w:fill="auto"/>
             <w:vAlign w:val="center"/>
           </w:tcPr>
           <w:p>
@@ -3312,7 +3103,6 @@
         <w:tc>
           <w:tcPr>
             <w:tcW w:w="504" w:type="dxa"/>
-            <w:shd w:val="clear" w:color="auto" w:fill="auto"/>
             <w:vAlign w:val="center"/>
           </w:tcPr>
           <w:p>
@@ -3331,7 +3121,6 @@
         <w:tc>
           <w:tcPr>
             <w:tcW w:w="540" w:type="dxa"/>
-            <w:shd w:val="clear" w:color="auto" w:fill="auto"/>
             <w:vAlign w:val="center"/>
           </w:tcPr>
           <w:p>
@@ -3350,7 +3139,6 @@
         <w:tc>
           <w:tcPr>
             <w:tcW w:w="500" w:type="dxa"/>
-            <w:shd w:val="clear" w:color="auto" w:fill="auto"/>
             <w:vAlign w:val="center"/>
           </w:tcPr>
           <w:p>
@@ -3369,7 +3157,6 @@
         <w:tc>
           <w:tcPr>
             <w:tcW w:w="648" w:type="dxa"/>
-            <w:shd w:val="clear" w:color="auto" w:fill="auto"/>
             <w:vAlign w:val="center"/>
           </w:tcPr>
           <w:p>
@@ -3393,7 +3180,6 @@
         <w:tc>
           <w:tcPr>
             <w:tcW w:w="680" w:type="dxa"/>
-            <w:shd w:val="clear" w:color="auto" w:fill="auto"/>
             <w:vAlign w:val="center"/>
           </w:tcPr>
           <w:p>
@@ -3413,7 +3199,6 @@
         <w:tc>
           <w:tcPr>
             <w:tcW w:w="1275" w:type="dxa"/>
-            <w:shd w:val="clear" w:color="auto" w:fill="auto"/>
             <w:vAlign w:val="center"/>
           </w:tcPr>
           <w:p>
@@ -3433,7 +3218,6 @@
         <w:tc>
           <w:tcPr>
             <w:tcW w:w="1256" w:type="dxa"/>
-            <w:shd w:val="clear" w:color="auto" w:fill="auto"/>
             <w:vAlign w:val="center"/>
           </w:tcPr>
           <w:p>
@@ -3455,7 +3239,6 @@
         <w:tc>
           <w:tcPr>
             <w:tcW w:w="1270" w:type="dxa"/>
-            <w:shd w:val="clear" w:color="auto" w:fill="auto"/>
             <w:vAlign w:val="center"/>
           </w:tcPr>
           <w:p>
@@ -3474,7 +3257,6 @@
         <w:tc>
           <w:tcPr>
             <w:tcW w:w="734" w:type="dxa"/>
-            <w:shd w:val="clear" w:color="auto" w:fill="auto"/>
             <w:vAlign w:val="center"/>
           </w:tcPr>
           <w:p>
@@ -3493,7 +3275,6 @@
         <w:tc>
           <w:tcPr>
             <w:tcW w:w="468" w:type="dxa"/>
-            <w:shd w:val="clear" w:color="auto" w:fill="auto"/>
             <w:vAlign w:val="center"/>
           </w:tcPr>
           <w:p>
@@ -3512,7 +3293,6 @@
         <w:tc>
           <w:tcPr>
             <w:tcW w:w="468" w:type="dxa"/>
-            <w:shd w:val="clear" w:color="auto" w:fill="auto"/>
             <w:vAlign w:val="center"/>
           </w:tcPr>
           <w:p>
@@ -3531,7 +3311,6 @@
         <w:tc>
           <w:tcPr>
             <w:tcW w:w="468" w:type="dxa"/>
-            <w:shd w:val="clear" w:color="auto" w:fill="auto"/>
             <w:vAlign w:val="center"/>
           </w:tcPr>
           <w:p>
@@ -3550,7 +3329,6 @@
         <w:tc>
           <w:tcPr>
             <w:tcW w:w="468" w:type="dxa"/>
-            <w:shd w:val="clear" w:color="auto" w:fill="auto"/>
             <w:vAlign w:val="center"/>
           </w:tcPr>
           <w:p>
@@ -3569,7 +3347,6 @@
         <w:tc>
           <w:tcPr>
             <w:tcW w:w="468" w:type="dxa"/>
-            <w:shd w:val="clear" w:color="auto" w:fill="auto"/>
             <w:vAlign w:val="center"/>
           </w:tcPr>
           <w:p>
@@ -3588,7 +3365,6 @@
         <w:tc>
           <w:tcPr>
             <w:tcW w:w="468" w:type="dxa"/>
-            <w:shd w:val="clear" w:color="auto" w:fill="auto"/>
             <w:vAlign w:val="center"/>
           </w:tcPr>
           <w:p>
@@ -3607,7 +3383,6 @@
         <w:tc>
           <w:tcPr>
             <w:tcW w:w="468" w:type="dxa"/>
-            <w:shd w:val="clear" w:color="auto" w:fill="auto"/>
             <w:vAlign w:val="center"/>
           </w:tcPr>
           <w:p>
@@ -3626,7 +3401,6 @@
         <w:tc>
           <w:tcPr>
             <w:tcW w:w="504" w:type="dxa"/>
-            <w:shd w:val="clear" w:color="auto" w:fill="auto"/>
             <w:vAlign w:val="center"/>
           </w:tcPr>
           <w:p>
@@ -3645,7 +3419,6 @@
         <w:tc>
           <w:tcPr>
             <w:tcW w:w="540" w:type="dxa"/>
-            <w:shd w:val="clear" w:color="auto" w:fill="auto"/>
             <w:vAlign w:val="center"/>
           </w:tcPr>
           <w:p>
@@ -3664,7 +3437,6 @@
         <w:tc>
           <w:tcPr>
             <w:tcW w:w="500" w:type="dxa"/>
-            <w:shd w:val="clear" w:color="auto" w:fill="auto"/>
             <w:vAlign w:val="center"/>
           </w:tcPr>
           <w:p>
@@ -3683,7 +3455,6 @@
         <w:tc>
           <w:tcPr>
             <w:tcW w:w="648" w:type="dxa"/>
-            <w:shd w:val="clear" w:color="auto" w:fill="auto"/>
             <w:vAlign w:val="center"/>
           </w:tcPr>
           <w:p>
@@ -3826,7 +3597,6 @@
           <w:tcPr>
             <w:tcW w:w="655" w:type="dxa"/>
             <w:vMerge w:val="restart"/>
-            <w:shd w:val="clear" w:color="auto" w:fill="auto"/>
             <w:vAlign w:val="center"/>
           </w:tcPr>
           <w:p>
@@ -3859,7 +3629,6 @@
           <w:tcPr>
             <w:tcW w:w="1275" w:type="dxa"/>
             <w:vMerge w:val="restart"/>
-            <w:shd w:val="clear" w:color="auto" w:fill="auto"/>
             <w:vAlign w:val="center"/>
           </w:tcPr>
           <w:p>
@@ -3918,7 +3687,6 @@
           <w:tcPr>
             <w:tcW w:w="1256" w:type="dxa"/>
             <w:vMerge w:val="restart"/>
-            <w:shd w:val="clear" w:color="auto" w:fill="auto"/>
             <w:vAlign w:val="center"/>
           </w:tcPr>
           <w:p>
@@ -3953,7 +3721,6 @@
           <w:tcPr>
             <w:tcW w:w="1270" w:type="dxa"/>
             <w:vMerge w:val="restart"/>
-            <w:shd w:val="clear" w:color="auto" w:fill="auto"/>
             <w:vAlign w:val="center"/>
           </w:tcPr>
           <w:p>
@@ -4000,7 +3767,6 @@
           <w:tcPr>
             <w:tcW w:w="5554" w:type="dxa"/>
             <w:gridSpan w:val="11"/>
-            <w:shd w:val="clear" w:color="auto" w:fill="auto"/>
             <w:vAlign w:val="center"/>
           </w:tcPr>
           <w:p>
@@ -4047,7 +3813,6 @@
           <w:tcPr>
             <w:tcW w:w="648" w:type="dxa"/>
             <w:vMerge w:val="restart"/>
-            <w:shd w:val="clear" w:color="auto" w:fill="auto"/>
             <w:vAlign w:val="center"/>
           </w:tcPr>
           <w:p>
@@ -4087,7 +3852,6 @@
           <w:tcPr>
             <w:tcW w:w="655" w:type="dxa"/>
             <w:vMerge/>
-            <w:shd w:val="clear" w:color="auto" w:fill="auto"/>
             <w:vAlign w:val="center"/>
           </w:tcPr>
           <w:p>
@@ -4112,7 +3876,6 @@
           <w:tcPr>
             <w:tcW w:w="1275" w:type="dxa"/>
             <w:vMerge/>
-            <w:shd w:val="clear" w:color="auto" w:fill="auto"/>
             <w:vAlign w:val="center"/>
           </w:tcPr>
           <w:p>
@@ -4133,7 +3896,6 @@
           <w:tcPr>
             <w:tcW w:w="1256" w:type="dxa"/>
             <w:vMerge/>
-            <w:shd w:val="clear" w:color="auto" w:fill="auto"/>
             <w:vAlign w:val="center"/>
           </w:tcPr>
           <w:p>
@@ -4155,7 +3917,6 @@
           <w:tcPr>
             <w:tcW w:w="1270" w:type="dxa"/>
             <w:vMerge/>
-            <w:shd w:val="clear" w:color="auto" w:fill="auto"/>
             <w:vAlign w:val="center"/>
           </w:tcPr>
           <w:p>
@@ -4179,7 +3940,6 @@
             <w:tcBorders>
               <w:bottom w:val="single" w:sz="4" w:space="0" w:color="auto"/>
             </w:tcBorders>
-            <w:shd w:val="clear" w:color="auto" w:fill="auto"/>
             <w:vAlign w:val="center"/>
           </w:tcPr>
           <w:p>
@@ -4218,7 +3978,6 @@
             <w:tcBorders>
               <w:bottom w:val="single" w:sz="4" w:space="0" w:color="auto"/>
             </w:tcBorders>
-            <w:shd w:val="clear" w:color="auto" w:fill="auto"/>
             <w:vAlign w:val="center"/>
           </w:tcPr>
           <w:p>
@@ -4257,7 +4016,6 @@
             <w:tcBorders>
               <w:bottom w:val="single" w:sz="4" w:space="0" w:color="auto"/>
             </w:tcBorders>
-            <w:shd w:val="clear" w:color="auto" w:fill="auto"/>
             <w:vAlign w:val="center"/>
           </w:tcPr>
           <w:p>
@@ -4296,7 +4054,6 @@
             <w:tcBorders>
               <w:bottom w:val="single" w:sz="4" w:space="0" w:color="auto"/>
             </w:tcBorders>
-            <w:shd w:val="clear" w:color="auto" w:fill="auto"/>
             <w:vAlign w:val="center"/>
           </w:tcPr>
           <w:p>
@@ -4335,7 +4092,6 @@
             <w:tcBorders>
               <w:bottom w:val="single" w:sz="4" w:space="0" w:color="auto"/>
             </w:tcBorders>
-            <w:shd w:val="clear" w:color="auto" w:fill="auto"/>
             <w:vAlign w:val="center"/>
           </w:tcPr>
           <w:p>
@@ -4374,7 +4130,6 @@
             <w:tcBorders>
               <w:bottom w:val="single" w:sz="4" w:space="0" w:color="auto"/>
             </w:tcBorders>
-            <w:shd w:val="clear" w:color="auto" w:fill="auto"/>
             <w:vAlign w:val="center"/>
           </w:tcPr>
           <w:p>
@@ -4413,7 +4168,6 @@
             <w:tcBorders>
               <w:bottom w:val="single" w:sz="4" w:space="0" w:color="auto"/>
             </w:tcBorders>
-            <w:shd w:val="clear" w:color="auto" w:fill="auto"/>
             <w:vAlign w:val="center"/>
           </w:tcPr>
           <w:p>
@@ -4449,7 +4203,6 @@
         <w:tc>
           <w:tcPr>
             <w:tcW w:w="468" w:type="dxa"/>
-            <w:shd w:val="clear" w:color="auto" w:fill="auto"/>
             <w:vAlign w:val="center"/>
           </w:tcPr>
           <w:p>
@@ -4485,7 +4238,6 @@
         <w:tc>
           <w:tcPr>
             <w:tcW w:w="504" w:type="dxa"/>
-            <w:shd w:val="clear" w:color="auto" w:fill="auto"/>
             <w:vAlign w:val="center"/>
           </w:tcPr>
           <w:p>
@@ -4521,7 +4273,6 @@
         <w:tc>
           <w:tcPr>
             <w:tcW w:w="540" w:type="dxa"/>
-            <w:shd w:val="clear" w:color="auto" w:fill="auto"/>
             <w:vAlign w:val="center"/>
           </w:tcPr>
           <w:p>
@@ -4557,7 +4308,6 @@
         <w:tc>
           <w:tcPr>
             <w:tcW w:w="500" w:type="dxa"/>
-            <w:shd w:val="clear" w:color="auto" w:fill="auto"/>
             <w:vAlign w:val="center"/>
           </w:tcPr>
           <w:p>
@@ -4594,7 +4344,6 @@
           <w:tcPr>
             <w:tcW w:w="648" w:type="dxa"/>
             <w:vMerge/>
-            <w:shd w:val="clear" w:color="auto" w:fill="auto"/>
             <w:vAlign w:val="center"/>
           </w:tcPr>
           <w:p>
@@ -4620,7 +4369,6 @@
         <w:tc>
           <w:tcPr>
             <w:tcW w:w="655" w:type="dxa"/>
-            <w:shd w:val="clear" w:color="auto" w:fill="auto"/>
             <w:vAlign w:val="center"/>
           </w:tcPr>
           <w:p>
@@ -4639,7 +4387,6 @@
         <w:tc>
           <w:tcPr>
             <w:tcW w:w="1275" w:type="dxa"/>
-            <w:shd w:val="clear" w:color="auto" w:fill="auto"/>
             <w:vAlign w:val="center"/>
           </w:tcPr>
           <w:p>
@@ -4659,7 +4406,6 @@
         <w:tc>
           <w:tcPr>
             <w:tcW w:w="1256" w:type="dxa"/>
-            <w:shd w:val="clear" w:color="auto" w:fill="auto"/>
             <w:vAlign w:val="center"/>
           </w:tcPr>
           <w:p>
@@ -4681,7 +4427,6 @@
         <w:tc>
           <w:tcPr>
             <w:tcW w:w="1270" w:type="dxa"/>
-            <w:shd w:val="clear" w:color="auto" w:fill="auto"/>
             <w:vAlign w:val="center"/>
           </w:tcPr>
           <w:p>
@@ -4700,7 +4445,6 @@
         <w:tc>
           <w:tcPr>
             <w:tcW w:w="734" w:type="dxa"/>
-            <w:shd w:val="clear" w:color="auto" w:fill="auto"/>
             <w:vAlign w:val="center"/>
           </w:tcPr>
           <w:p>
@@ -4722,7 +4466,6 @@
             <w:tcBorders>
               <w:bottom w:val="single" w:sz="4" w:space="0" w:color="auto"/>
             </w:tcBorders>
-            <w:shd w:val="clear" w:color="auto" w:fill="auto"/>
             <w:vAlign w:val="center"/>
           </w:tcPr>
           <w:p>
@@ -4741,7 +4484,6 @@
         <w:tc>
           <w:tcPr>
             <w:tcW w:w="468" w:type="dxa"/>
-            <w:shd w:val="clear" w:color="auto" w:fill="auto"/>
             <w:vAlign w:val="center"/>
           </w:tcPr>
           <w:p>
@@ -4760,7 +4502,6 @@
         <w:tc>
           <w:tcPr>
             <w:tcW w:w="468" w:type="dxa"/>
-            <w:shd w:val="clear" w:color="auto" w:fill="auto"/>
             <w:vAlign w:val="center"/>
           </w:tcPr>
           <w:p>
@@ -4779,7 +4520,6 @@
         <w:tc>
           <w:tcPr>
             <w:tcW w:w="468" w:type="dxa"/>
-            <w:shd w:val="clear" w:color="auto" w:fill="auto"/>
             <w:vAlign w:val="center"/>
           </w:tcPr>
           <w:p>
@@ -4798,7 +4538,6 @@
         <w:tc>
           <w:tcPr>
             <w:tcW w:w="468" w:type="dxa"/>
-            <w:shd w:val="clear" w:color="auto" w:fill="auto"/>
             <w:vAlign w:val="center"/>
           </w:tcPr>
           <w:p>
@@ -4817,7 +4556,6 @@
         <w:tc>
           <w:tcPr>
             <w:tcW w:w="468" w:type="dxa"/>
-            <w:shd w:val="clear" w:color="auto" w:fill="auto"/>
             <w:vAlign w:val="center"/>
           </w:tcPr>
           <w:p>
@@ -4836,7 +4574,6 @@
         <w:tc>
           <w:tcPr>
             <w:tcW w:w="468" w:type="dxa"/>
-            <w:shd w:val="clear" w:color="auto" w:fill="auto"/>
             <w:vAlign w:val="center"/>
           </w:tcPr>
           <w:p>
@@ -4855,7 +4592,6 @@
         <w:tc>
           <w:tcPr>
             <w:tcW w:w="504" w:type="dxa"/>
-            <w:shd w:val="clear" w:color="auto" w:fill="auto"/>
             <w:vAlign w:val="center"/>
           </w:tcPr>
           <w:p>
@@ -4874,7 +4610,6 @@
         <w:tc>
           <w:tcPr>
             <w:tcW w:w="540" w:type="dxa"/>
-            <w:shd w:val="clear" w:color="auto" w:fill="auto"/>
             <w:vAlign w:val="center"/>
           </w:tcPr>
           <w:p>
@@ -4893,7 +4628,6 @@
         <w:tc>
           <w:tcPr>
             <w:tcW w:w="500" w:type="dxa"/>
-            <w:shd w:val="clear" w:color="auto" w:fill="auto"/>
             <w:vAlign w:val="center"/>
           </w:tcPr>
           <w:p>
@@ -4912,7 +4646,6 @@
         <w:tc>
           <w:tcPr>
             <w:tcW w:w="648" w:type="dxa"/>
-            <w:shd w:val="clear" w:color="auto" w:fill="auto"/>
             <w:vAlign w:val="center"/>
           </w:tcPr>
           <w:p>
@@ -4936,7 +4669,6 @@
         <w:tc>
           <w:tcPr>
             <w:tcW w:w="655" w:type="dxa"/>
-            <w:shd w:val="clear" w:color="auto" w:fill="auto"/>
             <w:vAlign w:val="center"/>
           </w:tcPr>
           <w:p>
@@ -4956,7 +4688,6 @@
         <w:tc>
           <w:tcPr>
             <w:tcW w:w="1275" w:type="dxa"/>
-            <w:shd w:val="clear" w:color="auto" w:fill="auto"/>
             <w:vAlign w:val="center"/>
           </w:tcPr>
           <w:p>
@@ -4976,7 +4707,6 @@
         <w:tc>
           <w:tcPr>
             <w:tcW w:w="1256" w:type="dxa"/>
-            <w:shd w:val="clear" w:color="auto" w:fill="auto"/>
             <w:vAlign w:val="center"/>
           </w:tcPr>
           <w:p>
@@ -4998,7 +4728,6 @@
         <w:tc>
           <w:tcPr>
             <w:tcW w:w="1270" w:type="dxa"/>
-            <w:shd w:val="clear" w:color="auto" w:fill="auto"/>
             <w:vAlign w:val="center"/>
           </w:tcPr>
           <w:p>
@@ -5017,7 +4746,6 @@
         <w:tc>
           <w:tcPr>
             <w:tcW w:w="734" w:type="dxa"/>
-            <w:shd w:val="clear" w:color="auto" w:fill="auto"/>
             <w:vAlign w:val="center"/>
           </w:tcPr>
           <w:p>
@@ -5036,7 +4764,6 @@
         <w:tc>
           <w:tcPr>
             <w:tcW w:w="468" w:type="dxa"/>
-            <w:shd w:val="clear" w:color="auto" w:fill="auto"/>
             <w:vAlign w:val="center"/>
           </w:tcPr>
           <w:p>
@@ -5055,7 +4782,6 @@
         <w:tc>
           <w:tcPr>
             <w:tcW w:w="468" w:type="dxa"/>
-            <w:shd w:val="clear" w:color="auto" w:fill="auto"/>
             <w:vAlign w:val="center"/>
           </w:tcPr>
           <w:p>
@@ -5074,7 +4800,6 @@
         <w:tc>
           <w:tcPr>
             <w:tcW w:w="468" w:type="dxa"/>
-            <w:shd w:val="clear" w:color="auto" w:fill="auto"/>
             <w:vAlign w:val="center"/>
           </w:tcPr>
           <w:p>
@@ -5093,7 +4818,6 @@
         <w:tc>
           <w:tcPr>
             <w:tcW w:w="468" w:type="dxa"/>
-            <w:shd w:val="clear" w:color="auto" w:fill="auto"/>
             <w:vAlign w:val="center"/>
           </w:tcPr>
           <w:p>
@@ -5112,7 +4836,6 @@
         <w:tc>
           <w:tcPr>
             <w:tcW w:w="468" w:type="dxa"/>
-            <w:shd w:val="clear" w:color="auto" w:fill="auto"/>
             <w:vAlign w:val="center"/>
           </w:tcPr>
           <w:p>
@@ -5131,7 +4854,6 @@
         <w:tc>
           <w:tcPr>
             <w:tcW w:w="468" w:type="dxa"/>
-            <w:shd w:val="clear" w:color="auto" w:fill="auto"/>
             <w:vAlign w:val="center"/>
           </w:tcPr>
           <w:p>
@@ -5150,7 +4872,6 @@
         <w:tc>
           <w:tcPr>
             <w:tcW w:w="468" w:type="dxa"/>
-            <w:shd w:val="clear" w:color="auto" w:fill="auto"/>
             <w:vAlign w:val="center"/>
           </w:tcPr>
           <w:p>
@@ -5169,7 +4890,6 @@
         <w:tc>
           <w:tcPr>
             <w:tcW w:w="504" w:type="dxa"/>
-            <w:shd w:val="clear" w:color="auto" w:fill="auto"/>
             <w:vAlign w:val="center"/>
           </w:tcPr>
           <w:p>
@@ -5188,7 +4908,6 @@
         <w:tc>
           <w:tcPr>
             <w:tcW w:w="540" w:type="dxa"/>
-            <w:shd w:val="clear" w:color="auto" w:fill="auto"/>
             <w:vAlign w:val="center"/>
           </w:tcPr>
           <w:p>
@@ -5207,7 +4926,6 @@
         <w:tc>
           <w:tcPr>
             <w:tcW w:w="500" w:type="dxa"/>
-            <w:shd w:val="clear" w:color="auto" w:fill="auto"/>
             <w:vAlign w:val="center"/>
           </w:tcPr>
           <w:p>
@@ -5226,7 +4944,6 @@
         <w:tc>
           <w:tcPr>
             <w:tcW w:w="648" w:type="dxa"/>
-            <w:shd w:val="clear" w:color="auto" w:fill="auto"/>
             <w:vAlign w:val="center"/>
           </w:tcPr>
           <w:p>
@@ -5614,7 +5331,7 @@
 </file>
 
 <file path=word/numbering.xml><?xml version="1.0" encoding="utf-8"?>
-<w:numbering xmlns:wpc="http://schemas.microsoft.com/office/word/2010/wordprocessingCanvas" xmlns:cx="http://schemas.microsoft.com/office/drawing/2014/chartex" xmlns:cx1="http://schemas.microsoft.com/office/drawing/2015/9/8/chartex" xmlns:cx2="http://schemas.microsoft.com/office/drawing/2015/10/21/chartex" xmlns:cx3="http://schemas.microsoft.com/office/drawing/2016/5/9/chartex" xmlns:cx4="http://schemas.microsoft.com/office/drawing/2016/5/10/chartex" xmlns:cx5="http://schemas.microsoft.com/office/drawing/2016/5/11/chartex" xmlns:cx6="http://schemas.microsoft.com/office/drawing/2016/5/12/chartex" xmlns:cx7="http://schemas.microsoft.com/office/drawing/2016/5/13/chartex" xmlns:cx8="http://schemas.microsoft.com/office/drawing/2016/5/14/chartex" xmlns:mc="http://schemas.openxmlformats.org/markup-compatibility/2006" xmlns:aink="http://schemas.microsoft.com/office/drawing/2016/ink" xmlns:am3d="http://schemas.microsoft.com/office/drawing/2017/model3d" xmlns:o="urn:schemas-microsoft-com:office:office" xmlns:oel="http://schemas.microsoft.com/office/2019/extlst" xmlns:r="http://schemas.openxmlformats.org/officeDocument/2006/relationships" xmlns:m="http://schemas.openxmlformats.org/officeDocument/2006/math" xmlns:v="urn:schemas-microsoft-com:vml" xmlns:wp14="http://schemas.microsoft.com/office/word/2010/wordprocessingDrawing" xmlns:wp="http://schemas.openxmlformats.org/drawingml/2006/wordprocessingDrawing" xmlns:w10="urn:schemas-microsoft-com:office:word" xmlns:w="http://schemas.openxmlformats.org/wordprocessingml/2006/main" xmlns:w14="http://schemas.microsoft.com/office/word/2010/wordml" xmlns:w15="http://schemas.microsoft.com/office/word/2012/wordml" xmlns:w16cex="http://schemas.microsoft.com/office/word/2018/wordml/cex" xmlns:w16cid="http://schemas.microsoft.com/office/word/2016/wordml/cid" xmlns:w16="http://schemas.microsoft.com/office/word/2018/wordml" xmlns:w16sdtdh="http://schemas.microsoft.com/office/word/2020/wordml/sdtdatahash" xmlns:w16se="http://schemas.microsoft.com/office/word/2015/wordml/symex" xmlns:wpg="http://schemas.microsoft.com/office/word/2010/wordprocessingGroup" xmlns:wpi="http://schemas.microsoft.com/office/word/2010/wordprocessingInk" xmlns:wne="http://schemas.microsoft.com/office/word/2006/wordml" xmlns:wps="http://schemas.microsoft.com/office/word/2010/wordprocessingShape" mc:Ignorable="w14 w15 w16se w16cid w16 w16cex w16sdtdh wp14">
+<w:numbering xmlns:wpc="http://schemas.microsoft.com/office/word/2010/wordprocessingCanvas" xmlns:cx="http://schemas.microsoft.com/office/drawing/2014/chartex" xmlns:cx1="http://schemas.microsoft.com/office/drawing/2015/9/8/chartex" xmlns:cx2="http://schemas.microsoft.com/office/drawing/2015/10/21/chartex" xmlns:cx3="http://schemas.microsoft.com/office/drawing/2016/5/9/chartex" xmlns:cx4="http://schemas.microsoft.com/office/drawing/2016/5/10/chartex" xmlns:cx5="http://schemas.microsoft.com/office/drawing/2016/5/11/chartex" xmlns:cx6="http://schemas.microsoft.com/office/drawing/2016/5/12/chartex" xmlns:cx7="http://schemas.microsoft.com/office/drawing/2016/5/13/chartex" xmlns:cx8="http://schemas.microsoft.com/office/drawing/2016/5/14/chartex" xmlns:mc="http://schemas.openxmlformats.org/markup-compatibility/2006" xmlns:aink="http://schemas.microsoft.com/office/drawing/2016/ink" xmlns:am3d="http://schemas.microsoft.com/office/drawing/2017/model3d" xmlns:o="urn:schemas-microsoft-com:office:office" xmlns:oel="http://schemas.microsoft.com/office/2019/extlst" xmlns:r="http://schemas.openxmlformats.org/officeDocument/2006/relationships" xmlns:m="http://schemas.openxmlformats.org/officeDocument/2006/math" xmlns:v="urn:schemas-microsoft-com:vml" xmlns:wp14="http://schemas.microsoft.com/office/word/2010/wordprocessingDrawing" xmlns:wp="http://schemas.openxmlformats.org/drawingml/2006/wordprocessingDrawing" xmlns:w10="urn:schemas-microsoft-com:office:word" xmlns:w="http://schemas.openxmlformats.org/wordprocessingml/2006/main" xmlns:w14="http://schemas.microsoft.com/office/word/2010/wordml" xmlns:w15="http://schemas.microsoft.com/office/word/2012/wordml" xmlns:w16cex="http://schemas.microsoft.com/office/word/2018/wordml/cex" xmlns:w16cid="http://schemas.microsoft.com/office/word/2016/wordml/cid" xmlns:w16="http://schemas.microsoft.com/office/word/2018/wordml" xmlns:w16du="http://schemas.microsoft.com/office/word/2023/wordml/word16du" xmlns:w16sdtdh="http://schemas.microsoft.com/office/word/2020/wordml/sdtdatahash" xmlns:w16sdtfl="http://schemas.microsoft.com/office/word/2024/wordml/sdtformatlock" xmlns:w16se="http://schemas.microsoft.com/office/word/2015/wordml/symex" xmlns:wpg="http://schemas.microsoft.com/office/word/2010/wordprocessingGroup" xmlns:wpi="http://schemas.microsoft.com/office/word/2010/wordprocessingInk" xmlns:wne="http://schemas.microsoft.com/office/word/2006/wordml" xmlns:wps="http://schemas.microsoft.com/office/word/2010/wordprocessingShape" mc:Ignorable="w14 w15 w16se w16cid w16 w16cex w16sdtdh w16sdtfl w16du wp14">
   <w:abstractNum w:abstractNumId="0" w15:restartNumberingAfterBreak="0">
     <w:nsid w:val="12C13A3B"/>
     <w:multiLevelType w:val="hybridMultilevel"/>
@@ -5833,7 +5550,7 @@
 </file>
 
 <file path=word/styles.xml><?xml version="1.0" encoding="utf-8"?>
-<w:styles xmlns:mc="http://schemas.openxmlformats.org/markup-compatibility/2006" xmlns:r="http://schemas.openxmlformats.org/officeDocument/2006/relationships" xmlns:w="http://schemas.openxmlformats.org/wordprocessingml/2006/main" xmlns:w14="http://schemas.microsoft.com/office/word/2010/wordml" xmlns:w15="http://schemas.microsoft.com/office/word/2012/wordml" xmlns:w16cex="http://schemas.microsoft.com/office/word/2018/wordml/cex" xmlns:w16cid="http://schemas.microsoft.com/office/word/2016/wordml/cid" xmlns:w16="http://schemas.microsoft.com/office/word/2018/wordml" xmlns:w16sdtdh="http://schemas.microsoft.com/office/word/2020/wordml/sdtdatahash" xmlns:w16se="http://schemas.microsoft.com/office/word/2015/wordml/symex" mc:Ignorable="w14 w15 w16se w16cid w16 w16cex w16sdtdh">
+<w:styles xmlns:mc="http://schemas.openxmlformats.org/markup-compatibility/2006" xmlns:r="http://schemas.openxmlformats.org/officeDocument/2006/relationships" xmlns:w="http://schemas.openxmlformats.org/wordprocessingml/2006/main" xmlns:w14="http://schemas.microsoft.com/office/word/2010/wordml" xmlns:w15="http://schemas.microsoft.com/office/word/2012/wordml" xmlns:w16cex="http://schemas.microsoft.com/office/word/2018/wordml/cex" xmlns:w16cid="http://schemas.microsoft.com/office/word/2016/wordml/cid" xmlns:w16="http://schemas.microsoft.com/office/word/2018/wordml" xmlns:w16du="http://schemas.microsoft.com/office/word/2023/wordml/word16du" xmlns:w16sdtdh="http://schemas.microsoft.com/office/word/2020/wordml/sdtdatahash" xmlns:w16sdtfl="http://schemas.microsoft.com/office/word/2024/wordml/sdtformatlock" xmlns:w16se="http://schemas.microsoft.com/office/word/2015/wordml/symex" mc:Ignorable="w14 w15 w16se w16cid w16 w16cex w16sdtdh w16sdtfl w16du">
   <w:docDefaults>
     <w:rPrDefault>
       <w:rPr>
